--- a/작업일지/21주차.docx
+++ b/작업일지/21주차.docx
@@ -180,7 +180,13 @@
               <w:rPr>
                 <w:rFonts w:hint="eastAsia"/>
               </w:rPr>
-              <w:t>2026.01.07</w:t>
+              <w:t>2026.01.0</w:t>
+            </w:r>
+            <w:r>
+              <w:rPr>
+                <w:rFonts w:hint="eastAsia"/>
+              </w:rPr>
+              <w:t>6</w:t>
             </w:r>
           </w:p>
         </w:tc>
@@ -493,11 +499,6 @@
             </w:r>
           </w:p>
           <w:p>
-            <w:pPr>
-              <w:rPr>
-                <w:rFonts w:hint="eastAsia"/>
-              </w:rPr>
-            </w:pPr>
             <w:r>
               <w:rPr>
                 <w:rFonts w:hint="eastAsia"/>
@@ -547,7 +548,33 @@
           <w:tcPr>
             <w:tcW w:w="9214" w:type="dxa"/>
           </w:tcPr>
-          <w:p/>
+          <w:p>
+            <w:pPr>
+              <w:rPr>
+                <w:rFonts w:hint="eastAsia"/>
+              </w:rPr>
+            </w:pPr>
+            <w:r>
+              <w:rPr>
+                <w:rFonts w:hint="eastAsia"/>
+              </w:rPr>
+              <w:t>-</w:t>
+            </w:r>
+            <w:proofErr w:type="spellStart"/>
+            <w:r>
+              <w:rPr>
+                <w:rFonts w:hint="eastAsia"/>
+              </w:rPr>
+              <w:t>언리얼</w:t>
+            </w:r>
+            <w:proofErr w:type="spellEnd"/>
+            <w:r>
+              <w:rPr>
+                <w:rFonts w:hint="eastAsia"/>
+              </w:rPr>
+              <w:t xml:space="preserve"> 프로젝트에 순수 C++ 클래스를 추가해 서버/클라 통신 시도해보기</w:t>
+            </w:r>
+          </w:p>
         </w:tc>
       </w:tr>
       <w:tr>
@@ -662,7 +689,98 @@
           <w:tcPr>
             <w:tcW w:w="9214" w:type="dxa"/>
           </w:tcPr>
-          <w:p/>
+          <w:p>
+            <w:pPr>
+              <w:rPr>
+                <w:rFonts w:hint="eastAsia"/>
+              </w:rPr>
+            </w:pPr>
+            <w:r>
+              <w:rPr>
+                <w:rFonts w:hint="eastAsia"/>
+              </w:rPr>
+              <w:t xml:space="preserve">-클라이언트 네트워크 부분도 내가 맡는 게 나을 것 같아서 </w:t>
+            </w:r>
+            <w:proofErr w:type="spellStart"/>
+            <w:r>
+              <w:rPr>
+                <w:rFonts w:hint="eastAsia"/>
+              </w:rPr>
+              <w:t>언리얼</w:t>
+            </w:r>
+            <w:proofErr w:type="spellEnd"/>
+            <w:r>
+              <w:rPr>
+                <w:rFonts w:hint="eastAsia"/>
+              </w:rPr>
+              <w:t xml:space="preserve"> 문법을 사용하지 않고 C++로만 이루어진 </w:t>
+            </w:r>
+            <w:proofErr w:type="spellStart"/>
+            <w:r>
+              <w:rPr>
+                <w:rFonts w:hint="eastAsia"/>
+              </w:rPr>
+              <w:t>GameNetwork</w:t>
+            </w:r>
+            <w:proofErr w:type="spellEnd"/>
+            <w:r>
+              <w:rPr>
+                <w:rFonts w:hint="eastAsia"/>
+              </w:rPr>
+              <w:t xml:space="preserve"> 클래스를 </w:t>
+            </w:r>
+            <w:proofErr w:type="spellStart"/>
+            <w:r>
+              <w:rPr>
+                <w:rFonts w:hint="eastAsia"/>
+              </w:rPr>
+              <w:t>언리얼</w:t>
+            </w:r>
+            <w:proofErr w:type="spellEnd"/>
+            <w:r>
+              <w:rPr>
+                <w:rFonts w:hint="eastAsia"/>
+              </w:rPr>
+              <w:t xml:space="preserve"> 프로젝트에 만들어 서버/클라 통신을 성공했다. 앞으</w:t>
+            </w:r>
+            <w:r>
+              <w:t>로는</w:t>
+            </w:r>
+            <w:r>
+              <w:rPr>
+                <w:rFonts w:hint="eastAsia"/>
+              </w:rPr>
+              <w:t xml:space="preserve"> Send, </w:t>
+            </w:r>
+            <w:proofErr w:type="spellStart"/>
+            <w:r>
+              <w:rPr>
+                <w:rFonts w:hint="eastAsia"/>
+              </w:rPr>
+              <w:t>Recv</w:t>
+            </w:r>
+            <w:proofErr w:type="spellEnd"/>
+            <w:r>
+              <w:rPr>
+                <w:rFonts w:hint="eastAsia"/>
+              </w:rPr>
+              <w:t xml:space="preserve"> 기능?? 을 내가 </w:t>
+            </w:r>
+            <w:proofErr w:type="spellStart"/>
+            <w:r>
+              <w:rPr>
+                <w:rFonts w:hint="eastAsia"/>
+              </w:rPr>
+              <w:t>GameNetwork</w:t>
+            </w:r>
+            <w:proofErr w:type="spellEnd"/>
+            <w:r>
+              <w:rPr>
+                <w:rFonts w:hint="eastAsia"/>
+              </w:rPr>
+              <w:t>에 만들어두면 채은이가 이걸 활용해서 데이터를 주고받으면 될 것 같다. 현재는 이동 동기화까지 성공했다.</w:t>
+            </w:r>
+          </w:p>
         </w:tc>
       </w:tr>
       <w:tr>

--- a/작업일지/21주차.docx
+++ b/작업일지/21주차.docx
@@ -213,7 +213,6 @@
                 <w:bCs/>
               </w:rPr>
             </w:pPr>
-            <w:proofErr w:type="spellStart"/>
             <w:r>
               <w:rPr>
                 <w:rFonts w:hint="eastAsia"/>
@@ -222,7 +221,6 @@
               </w:rPr>
               <w:t>팀명</w:t>
             </w:r>
-            <w:proofErr w:type="spellEnd"/>
           </w:p>
         </w:tc>
         <w:tc>
@@ -455,21 +453,7 @@
               <w:rPr>
                 <w:rFonts w:hint="eastAsia"/>
               </w:rPr>
-              <w:t xml:space="preserve">- 애니메이션2 때 만든 캐릭터 모델(Astronaut) </w:t>
-            </w:r>
-            <w:proofErr w:type="spellStart"/>
-            <w:r>
-              <w:rPr>
-                <w:rFonts w:hint="eastAsia"/>
-              </w:rPr>
-              <w:t>클라에게</w:t>
-            </w:r>
-            <w:proofErr w:type="spellEnd"/>
-            <w:r>
-              <w:rPr>
-                <w:rFonts w:hint="eastAsia"/>
-              </w:rPr>
-              <w:t xml:space="preserve"> 넘겨주기(제대로 출력 되게끔)</w:t>
+              <w:t>- 애니메이션2 때 만든 캐릭터 모델(Astronaut) 클라에게 넘겨주기(제대로 출력 되게끔)</w:t>
             </w:r>
           </w:p>
           <w:p>
@@ -503,21 +487,7 @@
               <w:rPr>
                 <w:rFonts w:hint="eastAsia"/>
               </w:rPr>
-              <w:t xml:space="preserve">- 기존에 기획한 </w:t>
-            </w:r>
-            <w:proofErr w:type="spellStart"/>
-            <w:r>
-              <w:rPr>
-                <w:rFonts w:hint="eastAsia"/>
-              </w:rPr>
-              <w:t>맵을</w:t>
-            </w:r>
-            <w:proofErr w:type="spellEnd"/>
-            <w:r>
-              <w:rPr>
-                <w:rFonts w:hint="eastAsia"/>
-              </w:rPr>
-              <w:t xml:space="preserve"> 규칙에 맞게 수정하기</w:t>
+              <w:t>- 기존에 기획한 맵을 규칙에 맞게 수정하기</w:t>
             </w:r>
           </w:p>
         </w:tc>
@@ -549,30 +519,11 @@
             <w:tcW w:w="9214" w:type="dxa"/>
           </w:tcPr>
           <w:p>
-            <w:pPr>
-              <w:rPr>
-                <w:rFonts w:hint="eastAsia"/>
-              </w:rPr>
-            </w:pPr>
-            <w:r>
-              <w:rPr>
-                <w:rFonts w:hint="eastAsia"/>
-              </w:rPr>
-              <w:t>-</w:t>
-            </w:r>
-            <w:proofErr w:type="spellStart"/>
-            <w:r>
-              <w:rPr>
-                <w:rFonts w:hint="eastAsia"/>
-              </w:rPr>
-              <w:t>언리얼</w:t>
-            </w:r>
-            <w:proofErr w:type="spellEnd"/>
-            <w:r>
-              <w:rPr>
-                <w:rFonts w:hint="eastAsia"/>
-              </w:rPr>
-              <w:t xml:space="preserve"> 프로젝트에 순수 C++ 클래스를 추가해 서버/클라 통신 시도해보기</w:t>
+            <w:r>
+              <w:rPr>
+                <w:rFonts w:hint="eastAsia"/>
+              </w:rPr>
+              <w:t>-언리얼 프로젝트에 순수 C++ 클래스를 추가해 서버/클라 통신 시도해보기</w:t>
             </w:r>
           </w:p>
         </w:tc>
@@ -603,7 +554,35 @@
           <w:tcPr>
             <w:tcW w:w="9214" w:type="dxa"/>
           </w:tcPr>
-          <w:p/>
+          <w:p>
+            <w:r>
+              <w:rPr>
+                <w:rFonts w:hint="eastAsia"/>
+              </w:rPr>
+              <w:t>- UE 강의 섹션5 듣기</w:t>
+            </w:r>
+          </w:p>
+          <w:p>
+            <w:r>
+              <w:rPr>
+                <w:rFonts w:hint="eastAsia"/>
+              </w:rPr>
+              <w:t>- 게임 타이틀 화면 만들기(실행시 서버에 바로 접속되지 않도록)</w:t>
+            </w:r>
+          </w:p>
+          <w:p>
+            <w:pPr>
+              <w:rPr>
+                <w:rFonts w:hint="eastAsia"/>
+              </w:rPr>
+            </w:pPr>
+            <w:r>
+              <w:rPr>
+                <w:rFonts w:hint="eastAsia"/>
+              </w:rPr>
+              <w:t>- 이동 동기화</w:t>
+            </w:r>
+          </w:p>
         </w:tc>
       </w:tr>
     </w:tbl>
@@ -690,58 +669,11 @@
             <w:tcW w:w="9214" w:type="dxa"/>
           </w:tcPr>
           <w:p>
-            <w:pPr>
-              <w:rPr>
-                <w:rFonts w:hint="eastAsia"/>
-              </w:rPr>
-            </w:pPr>
-            <w:r>
-              <w:rPr>
-                <w:rFonts w:hint="eastAsia"/>
-              </w:rPr>
-              <w:t xml:space="preserve">-클라이언트 네트워크 부분도 내가 맡는 게 나을 것 같아서 </w:t>
-            </w:r>
-            <w:proofErr w:type="spellStart"/>
-            <w:r>
-              <w:rPr>
-                <w:rFonts w:hint="eastAsia"/>
-              </w:rPr>
-              <w:t>언리얼</w:t>
-            </w:r>
-            <w:proofErr w:type="spellEnd"/>
-            <w:r>
-              <w:rPr>
-                <w:rFonts w:hint="eastAsia"/>
-              </w:rPr>
-              <w:t xml:space="preserve"> 문법을 사용하지 않고 C++로만 이루어진 </w:t>
-            </w:r>
-            <w:proofErr w:type="spellStart"/>
-            <w:r>
-              <w:rPr>
-                <w:rFonts w:hint="eastAsia"/>
-              </w:rPr>
-              <w:t>GameNetwork</w:t>
-            </w:r>
-            <w:proofErr w:type="spellEnd"/>
-            <w:r>
-              <w:rPr>
-                <w:rFonts w:hint="eastAsia"/>
-              </w:rPr>
-              <w:t xml:space="preserve"> 클래스를 </w:t>
-            </w:r>
-            <w:proofErr w:type="spellStart"/>
-            <w:r>
-              <w:rPr>
-                <w:rFonts w:hint="eastAsia"/>
-              </w:rPr>
-              <w:t>언리얼</w:t>
-            </w:r>
-            <w:proofErr w:type="spellEnd"/>
-            <w:r>
-              <w:rPr>
-                <w:rFonts w:hint="eastAsia"/>
-              </w:rPr>
-              <w:t xml:space="preserve"> 프로젝트에 만들어 서버/클라 통신을 성공했다. 앞으</w:t>
+            <w:r>
+              <w:rPr>
+                <w:rFonts w:hint="eastAsia"/>
+              </w:rPr>
+              <w:t>-클라이언트 네트워크 부분도 내가 맡는 게 나을 것 같아서 언리얼 문법을 사용하지 않고 C++로만 이루어진 GameNetwork 클래스를 언리얼 프로젝트에 만들어 서버/클라 통신을 성공했다. 앞으</w:t>
             </w:r>
             <w:r>
               <w:t>로는</w:t>
@@ -750,35 +682,7 @@
               <w:rPr>
                 <w:rFonts w:hint="eastAsia"/>
               </w:rPr>
-              <w:t xml:space="preserve"> Send, </w:t>
-            </w:r>
-            <w:proofErr w:type="spellStart"/>
-            <w:r>
-              <w:rPr>
-                <w:rFonts w:hint="eastAsia"/>
-              </w:rPr>
-              <w:t>Recv</w:t>
-            </w:r>
-            <w:proofErr w:type="spellEnd"/>
-            <w:r>
-              <w:rPr>
-                <w:rFonts w:hint="eastAsia"/>
-              </w:rPr>
-              <w:t xml:space="preserve"> 기능?? 을 내가 </w:t>
-            </w:r>
-            <w:proofErr w:type="spellStart"/>
-            <w:r>
-              <w:rPr>
-                <w:rFonts w:hint="eastAsia"/>
-              </w:rPr>
-              <w:t>GameNetwork</w:t>
-            </w:r>
-            <w:proofErr w:type="spellEnd"/>
-            <w:r>
-              <w:rPr>
-                <w:rFonts w:hint="eastAsia"/>
-              </w:rPr>
-              <w:t>에 만들어두면 채은이가 이걸 활용해서 데이터를 주고받으면 될 것 같다. 현재는 이동 동기화까지 성공했다.</w:t>
+              <w:t xml:space="preserve"> Send, Recv 기능?? 을 내가 GameNetwork에 만들어두면 채은이가 이걸 활용해서 데이터를 주고받으면 될 것 같다. 현재는 이동 동기화까지 성공했다.</w:t>
             </w:r>
           </w:p>
         </w:tc>
@@ -809,7 +713,92 @@
           <w:tcPr>
             <w:tcW w:w="9214" w:type="dxa"/>
           </w:tcPr>
-          <w:p/>
+          <w:p>
+            <w:r>
+              <w:rPr>
+                <w:rFonts w:hint="eastAsia"/>
+              </w:rPr>
+              <w:t>- 타이틀 Level을 만들어서 Start 버튼을 누르면 게임이 시작되도록 유튜브 영상을 보고 구현했다.</w:t>
+            </w:r>
+          </w:p>
+          <w:p>
+            <w:r>
+              <w:rPr>
+                <w:rFonts w:hint="eastAsia"/>
+              </w:rPr>
+              <w:t>- 클라이언트를 2개 키면 한 클라이언트의 동기화가 제대로 되지 않거나 오류가 발생했다.</w:t>
+            </w:r>
+          </w:p>
+          <w:p>
+            <w:r>
+              <w:t>문제: UEDPIE_0, UEDPIE_1, 코드 문제는 아</w:t>
+            </w:r>
+            <w:r>
+              <w:rPr>
+                <w:rFonts w:hint="eastAsia"/>
+              </w:rPr>
+              <w:t>니고</w:t>
+            </w:r>
+            <w:r>
+              <w:t xml:space="preserve"> 엔진 자체에서 메모리 참조가 꼬여서 그런 것 같</w:t>
+            </w:r>
+            <w:r>
+              <w:rPr>
+                <w:rFonts w:hint="eastAsia"/>
+              </w:rPr>
+              <w:t>다.</w:t>
+            </w:r>
+          </w:p>
+          <w:p>
+            <w:r>
+              <w:t>원인: 두 개의 PIE 월드가 하나의 프로세스 내에서 메모리를 공유하면서 충돌</w:t>
+            </w:r>
+          </w:p>
+          <w:p>
+            <w:r>
+              <w:t>해결: Run Under One Process</w:t>
+            </w:r>
+            <w:r>
+              <w:rPr>
+                <w:rFonts w:hint="eastAsia"/>
+              </w:rPr>
+              <w:t>를</w:t>
+            </w:r>
+            <w:r>
+              <w:t xml:space="preserve"> 해제</w:t>
+            </w:r>
+            <w:r>
+              <w:rPr>
+                <w:rFonts w:hint="eastAsia"/>
+              </w:rPr>
+              <w:t>하면 된다</w:t>
+            </w:r>
+            <w:r>
+              <w:t>. Editor Preference -&gt; Level Editor -&gt; Play -&gt; Multiplayer Option -&gt; Run Under One Process 비활성화</w:t>
+            </w:r>
+          </w:p>
+          <w:p>
+            <w:r>
+              <w:rPr>
+                <w:rFonts w:hint="eastAsia"/>
+              </w:rPr>
+              <w:t>- 이동 동기화, 클라이언트가 0.2초 간격으로 좌표와 회전 정보 등을 보내고 서버에서 패킷을 받아 다른 클라이언트에게 전달하는 것까지 완료했다.</w:t>
+            </w:r>
+          </w:p>
+          <w:p>
+            <w:pPr>
+              <w:rPr>
+                <w:rFonts w:hint="eastAsia"/>
+              </w:rPr>
+            </w:pPr>
+            <w:r>
+              <w:rPr>
+                <w:rFonts w:hint="eastAsia"/>
+              </w:rPr>
+              <w:lastRenderedPageBreak/>
+              <w:t xml:space="preserve">- 인강 2/3 정도 들었다. </w:t>
+            </w:r>
+          </w:p>
         </w:tc>
       </w:tr>
     </w:tbl>
@@ -1725,7 +1714,6 @@
   <w:style w:type="character" w:default="1" w:styleId="a0">
     <w:name w:val="Default Paragraph Font"/>
     <w:uiPriority w:val="1"/>
-    <w:semiHidden/>
     <w:unhideWhenUsed/>
   </w:style>
   <w:style w:type="table" w:default="1" w:styleId="a1">

--- a/작업일지/21주차.docx
+++ b/작업일지/21주차.docx
@@ -213,6 +213,7 @@
                 <w:bCs/>
               </w:rPr>
             </w:pPr>
+            <w:proofErr w:type="spellStart"/>
             <w:r>
               <w:rPr>
                 <w:rFonts w:hint="eastAsia"/>
@@ -221,6 +222,7 @@
               </w:rPr>
               <w:t>팀명</w:t>
             </w:r>
+            <w:proofErr w:type="spellEnd"/>
           </w:p>
         </w:tc>
         <w:tc>
@@ -327,7 +329,21 @@
               <w:rPr>
                 <w:rFonts w:hint="eastAsia"/>
               </w:rPr>
-              <w:t>2022182035 임채은(클라/서버)</w:t>
+              <w:t xml:space="preserve">2022182035 </w:t>
+            </w:r>
+            <w:proofErr w:type="spellStart"/>
+            <w:r>
+              <w:rPr>
+                <w:rFonts w:hint="eastAsia"/>
+              </w:rPr>
+              <w:t>임채은</w:t>
+            </w:r>
+            <w:proofErr w:type="spellEnd"/>
+            <w:r>
+              <w:rPr>
+                <w:rFonts w:hint="eastAsia"/>
+              </w:rPr>
+              <w:t>(클라/서버)</w:t>
             </w:r>
           </w:p>
         </w:tc>
@@ -453,7 +469,21 @@
               <w:rPr>
                 <w:rFonts w:hint="eastAsia"/>
               </w:rPr>
-              <w:t>- 애니메이션2 때 만든 캐릭터 모델(Astronaut) 클라에게 넘겨주기(제대로 출력 되게끔)</w:t>
+              <w:t xml:space="preserve">- 애니메이션2 때 만든 캐릭터 모델(Astronaut) </w:t>
+            </w:r>
+            <w:proofErr w:type="spellStart"/>
+            <w:r>
+              <w:rPr>
+                <w:rFonts w:hint="eastAsia"/>
+              </w:rPr>
+              <w:t>클라에게</w:t>
+            </w:r>
+            <w:proofErr w:type="spellEnd"/>
+            <w:r>
+              <w:rPr>
+                <w:rFonts w:hint="eastAsia"/>
+              </w:rPr>
+              <w:t xml:space="preserve"> 넘겨주기(제대로 출력 되게끔)</w:t>
             </w:r>
           </w:p>
           <w:p>
@@ -487,7 +517,21 @@
               <w:rPr>
                 <w:rFonts w:hint="eastAsia"/>
               </w:rPr>
-              <w:t>- 기존에 기획한 맵을 규칙에 맞게 수정하기</w:t>
+              <w:t xml:space="preserve">- 기존에 기획한 </w:t>
+            </w:r>
+            <w:proofErr w:type="spellStart"/>
+            <w:r>
+              <w:rPr>
+                <w:rFonts w:hint="eastAsia"/>
+              </w:rPr>
+              <w:t>맵을</w:t>
+            </w:r>
+            <w:proofErr w:type="spellEnd"/>
+            <w:r>
+              <w:rPr>
+                <w:rFonts w:hint="eastAsia"/>
+              </w:rPr>
+              <w:t xml:space="preserve"> 규칙에 맞게 수정하기</w:t>
             </w:r>
           </w:p>
         </w:tc>
@@ -523,7 +567,21 @@
               <w:rPr>
                 <w:rFonts w:hint="eastAsia"/>
               </w:rPr>
-              <w:t>-언리얼 프로젝트에 순수 C++ 클래스를 추가해 서버/클라 통신 시도해보기</w:t>
+              <w:t>-</w:t>
+            </w:r>
+            <w:proofErr w:type="spellStart"/>
+            <w:r>
+              <w:rPr>
+                <w:rFonts w:hint="eastAsia"/>
+              </w:rPr>
+              <w:t>언리얼</w:t>
+            </w:r>
+            <w:proofErr w:type="spellEnd"/>
+            <w:r>
+              <w:rPr>
+                <w:rFonts w:hint="eastAsia"/>
+              </w:rPr>
+              <w:t xml:space="preserve"> 프로젝트에 순수 C++ 클래스를 추가해 서버/클라 통신 시도해보기</w:t>
             </w:r>
           </w:p>
         </w:tc>
@@ -540,6 +598,7 @@
                 <w:bCs/>
               </w:rPr>
             </w:pPr>
+            <w:proofErr w:type="spellStart"/>
             <w:r>
               <w:rPr>
                 <w:rFonts w:hint="eastAsia"/>
@@ -548,6 +607,7 @@
               </w:rPr>
               <w:t>임채은</w:t>
             </w:r>
+            <w:proofErr w:type="spellEnd"/>
           </w:p>
         </w:tc>
         <w:tc>
@@ -567,15 +627,24 @@
               <w:rPr>
                 <w:rFonts w:hint="eastAsia"/>
               </w:rPr>
-              <w:t>- 게임 타이틀 화면 만들기(실행시 서버에 바로 접속되지 않도록)</w:t>
-            </w:r>
-          </w:p>
-          <w:p>
-            <w:pPr>
-              <w:rPr>
-                <w:rFonts w:hint="eastAsia"/>
-              </w:rPr>
-            </w:pPr>
+              <w:t>- 게임 타이틀 화면 만들기(</w:t>
+            </w:r>
+            <w:proofErr w:type="spellStart"/>
+            <w:r>
+              <w:rPr>
+                <w:rFonts w:hint="eastAsia"/>
+              </w:rPr>
+              <w:t>실행시</w:t>
+            </w:r>
+            <w:proofErr w:type="spellEnd"/>
+            <w:r>
+              <w:rPr>
+                <w:rFonts w:hint="eastAsia"/>
+              </w:rPr>
+              <w:t xml:space="preserve"> 서버에 바로 접속되지 않도록)</w:t>
+            </w:r>
+          </w:p>
+          <w:p>
             <w:r>
               <w:rPr>
                 <w:rFonts w:hint="eastAsia"/>
@@ -639,7 +708,19 @@
           <w:tcPr>
             <w:tcW w:w="9214" w:type="dxa"/>
           </w:tcPr>
-          <w:p/>
+          <w:p>
+            <w:pPr>
+              <w:rPr>
+                <w:rFonts w:hint="eastAsia"/>
+              </w:rPr>
+            </w:pPr>
+            <w:r>
+              <w:rPr>
+                <w:rFonts w:hint="eastAsia"/>
+              </w:rPr>
+              <w:t>- 절차적 맵 생성 규칙의 초안을 작성했다. 서버 프로그래머(수영)과 논의하여서 추가적으로 수정할 사항을 정했다.</w:t>
+            </w:r>
+          </w:p>
         </w:tc>
       </w:tr>
       <w:tr>
@@ -673,7 +754,49 @@
               <w:rPr>
                 <w:rFonts w:hint="eastAsia"/>
               </w:rPr>
-              <w:t>-클라이언트 네트워크 부분도 내가 맡는 게 나을 것 같아서 언리얼 문법을 사용하지 않고 C++로만 이루어진 GameNetwork 클래스를 언리얼 프로젝트에 만들어 서버/클라 통신을 성공했다. 앞으</w:t>
+              <w:t xml:space="preserve">-클라이언트 네트워크 부분도 내가 맡는 게 나을 것 같아서 </w:t>
+            </w:r>
+            <w:proofErr w:type="spellStart"/>
+            <w:r>
+              <w:rPr>
+                <w:rFonts w:hint="eastAsia"/>
+              </w:rPr>
+              <w:t>언리얼</w:t>
+            </w:r>
+            <w:proofErr w:type="spellEnd"/>
+            <w:r>
+              <w:rPr>
+                <w:rFonts w:hint="eastAsia"/>
+              </w:rPr>
+              <w:t xml:space="preserve"> 문법을 사용하지 않고 C++로만 이루어진 </w:t>
+            </w:r>
+            <w:proofErr w:type="spellStart"/>
+            <w:r>
+              <w:rPr>
+                <w:rFonts w:hint="eastAsia"/>
+              </w:rPr>
+              <w:t>GameNetwork</w:t>
+            </w:r>
+            <w:proofErr w:type="spellEnd"/>
+            <w:r>
+              <w:rPr>
+                <w:rFonts w:hint="eastAsia"/>
+              </w:rPr>
+              <w:t xml:space="preserve"> 클래스를 </w:t>
+            </w:r>
+            <w:proofErr w:type="spellStart"/>
+            <w:r>
+              <w:rPr>
+                <w:rFonts w:hint="eastAsia"/>
+              </w:rPr>
+              <w:t>언리얼</w:t>
+            </w:r>
+            <w:proofErr w:type="spellEnd"/>
+            <w:r>
+              <w:rPr>
+                <w:rFonts w:hint="eastAsia"/>
+              </w:rPr>
+              <w:t xml:space="preserve"> 프로젝트에 만들어 서버/클라 통신을 성공했다. 앞으</w:t>
             </w:r>
             <w:r>
               <w:t>로는</w:t>
@@ -682,7 +805,35 @@
               <w:rPr>
                 <w:rFonts w:hint="eastAsia"/>
               </w:rPr>
-              <w:t xml:space="preserve"> Send, Recv 기능?? 을 내가 GameNetwork에 만들어두면 채은이가 이걸 활용해서 데이터를 주고받으면 될 것 같다. 현재는 이동 동기화까지 성공했다.</w:t>
+              <w:t xml:space="preserve"> Send, </w:t>
+            </w:r>
+            <w:proofErr w:type="spellStart"/>
+            <w:r>
+              <w:rPr>
+                <w:rFonts w:hint="eastAsia"/>
+              </w:rPr>
+              <w:t>Recv</w:t>
+            </w:r>
+            <w:proofErr w:type="spellEnd"/>
+            <w:r>
+              <w:rPr>
+                <w:rFonts w:hint="eastAsia"/>
+              </w:rPr>
+              <w:t xml:space="preserve"> 기능?? 을 내가 </w:t>
+            </w:r>
+            <w:proofErr w:type="spellStart"/>
+            <w:r>
+              <w:rPr>
+                <w:rFonts w:hint="eastAsia"/>
+              </w:rPr>
+              <w:t>GameNetwork</w:t>
+            </w:r>
+            <w:proofErr w:type="spellEnd"/>
+            <w:r>
+              <w:rPr>
+                <w:rFonts w:hint="eastAsia"/>
+              </w:rPr>
+              <w:t>에 만들어두면 채은이가 이걸 활용해서 데이터를 주고받으면 될 것 같다. 현재는 이동 동기화까지 성공했다.</w:t>
             </w:r>
           </w:p>
         </w:tc>
@@ -699,6 +850,7 @@
                 <w:bCs/>
               </w:rPr>
             </w:pPr>
+            <w:proofErr w:type="spellStart"/>
             <w:r>
               <w:rPr>
                 <w:rFonts w:hint="eastAsia"/>
@@ -707,6 +859,7 @@
               </w:rPr>
               <w:t>임채은</w:t>
             </w:r>
+            <w:proofErr w:type="spellEnd"/>
           </w:p>
         </w:tc>
         <w:tc>
@@ -782,20 +935,21 @@
               <w:rPr>
                 <w:rFonts w:hint="eastAsia"/>
               </w:rPr>
-              <w:t>- 이동 동기화, 클라이언트가 0.2초 간격으로 좌표와 회전 정보 등을 보내고 서버에서 패킷을 받아 다른 클라이언트에게 전달하는 것까지 완료했다.</w:t>
-            </w:r>
-          </w:p>
-          <w:p>
-            <w:pPr>
-              <w:rPr>
-                <w:rFonts w:hint="eastAsia"/>
-              </w:rPr>
-            </w:pPr>
+              <w:t xml:space="preserve">- 이동 동기화, 클라이언트가 0.2초 간격으로 좌표와 회전 정보 등을 보내고 서버에서 </w:t>
+            </w:r>
             <w:r>
               <w:rPr>
                 <w:rFonts w:hint="eastAsia"/>
               </w:rPr>
               <w:lastRenderedPageBreak/>
+              <w:t>패킷을 받아 다른 클라이언트에게 전달하는 것까지 완료했다.</w:t>
+            </w:r>
+          </w:p>
+          <w:p>
+            <w:r>
+              <w:rPr>
+                <w:rFonts w:hint="eastAsia"/>
+              </w:rPr>
               <w:t xml:space="preserve">- 인강 2/3 정도 들었다. </w:t>
             </w:r>
           </w:p>
@@ -1714,6 +1868,7 @@
   <w:style w:type="character" w:default="1" w:styleId="a0">
     <w:name w:val="Default Paragraph Font"/>
     <w:uiPriority w:val="1"/>
+    <w:semiHidden/>
     <w:unhideWhenUsed/>
   </w:style>
   <w:style w:type="table" w:default="1" w:styleId="a1">

--- a/작업일지/21주차.docx
+++ b/작업일지/21주차.docx
@@ -1,6 +1,6 @@
 
 <file path=word/document.xml><?xml version="1.0" encoding="utf-8"?>
-<w:document xmlns:wpc="http://schemas.microsoft.com/office/word/2010/wordprocessingCanvas" xmlns:cx="http://schemas.microsoft.com/office/drawing/2014/chartex" xmlns:cx1="http://schemas.microsoft.com/office/drawing/2015/9/8/chartex" xmlns:cx2="http://schemas.microsoft.com/office/drawing/2015/10/21/chartex" xmlns:cx3="http://schemas.microsoft.com/office/drawing/2016/5/9/chartex" xmlns:cx4="http://schemas.microsoft.com/office/drawing/2016/5/10/chartex" xmlns:cx5="http://schemas.microsoft.com/office/drawing/2016/5/11/chartex" xmlns:cx6="http://schemas.microsoft.com/office/drawing/2016/5/12/chartex" xmlns:cx7="http://schemas.microsoft.com/office/drawing/2016/5/13/chartex" xmlns:cx8="http://schemas.microsoft.com/office/drawing/2016/5/14/chartex" xmlns:mc="http://schemas.openxmlformats.org/markup-compatibility/2006" xmlns:aink="http://schemas.microsoft.com/office/drawing/2016/ink" xmlns:am3d="http://schemas.microsoft.com/office/drawing/2017/model3d" xmlns:o="urn:schemas-microsoft-com:office:office" xmlns:oel="http://schemas.microsoft.com/office/2019/extlst" xmlns:r="http://schemas.openxmlformats.org/officeDocument/2006/relationships" xmlns:m="http://schemas.openxmlformats.org/officeDocument/2006/math" xmlns:v="urn:schemas-microsoft-com:vml" xmlns:wp14="http://schemas.microsoft.com/office/word/2010/wordprocessingDrawing" xmlns:wp="http://schemas.openxmlformats.org/drawingml/2006/wordprocessingDrawing" xmlns:w10="urn:schemas-microsoft-com:office:word" xmlns:w="http://schemas.openxmlformats.org/wordprocessingml/2006/main" xmlns:w14="http://schemas.microsoft.com/office/word/2010/wordml" xmlns:w15="http://schemas.microsoft.com/office/word/2012/wordml" xmlns:w16cex="http://schemas.microsoft.com/office/word/2018/wordml/cex" xmlns:w16cid="http://schemas.microsoft.com/office/word/2016/wordml/cid" xmlns:w16="http://schemas.microsoft.com/office/word/2018/wordml" xmlns:w16du="http://schemas.microsoft.com/office/word/2023/wordml/word16du" xmlns:w16sdtdh="http://schemas.microsoft.com/office/word/2020/wordml/sdtdatahash" xmlns:w16sdtfl="http://schemas.microsoft.com/office/word/2024/wordml/sdtformatlock" xmlns:w16se="http://schemas.microsoft.com/office/word/2015/wordml/symex" xmlns:wpg="http://schemas.microsoft.com/office/word/2010/wordprocessingGroup" xmlns:wpi="http://schemas.microsoft.com/office/word/2010/wordprocessingInk" xmlns:wne="http://schemas.microsoft.com/office/word/2006/wordml" xmlns:wps="http://schemas.microsoft.com/office/word/2010/wordprocessingShape" mc:Ignorable="w14 w15 w16se w16cid w16 w16cex w16sdtdh w16sdtfl w16du wp14">
+<w:document xmlns:wpc="http://schemas.microsoft.com/office/word/2010/wordprocessingCanvas" xmlns:cx="http://schemas.microsoft.com/office/drawing/2014/chartex" xmlns:cx1="http://schemas.microsoft.com/office/drawing/2015/9/8/chartex" xmlns:cx2="http://schemas.microsoft.com/office/drawing/2015/10/21/chartex" xmlns:cx3="http://schemas.microsoft.com/office/drawing/2016/5/9/chartex" xmlns:cx4="http://schemas.microsoft.com/office/drawing/2016/5/10/chartex" xmlns:cx5="http://schemas.microsoft.com/office/drawing/2016/5/11/chartex" xmlns:cx6="http://schemas.microsoft.com/office/drawing/2016/5/12/chartex" xmlns:cx7="http://schemas.microsoft.com/office/drawing/2016/5/13/chartex" xmlns:cx8="http://schemas.microsoft.com/office/drawing/2016/5/14/chartex" xmlns:mc="http://schemas.openxmlformats.org/markup-compatibility/2006" xmlns:aink="http://schemas.microsoft.com/office/drawing/2016/ink" xmlns:am3d="http://schemas.microsoft.com/office/drawing/2017/model3d" xmlns:o="urn:schemas-microsoft-com:office:office" xmlns:oel="http://schemas.microsoft.com/office/2019/extlst" xmlns:r="http://schemas.openxmlformats.org/officeDocument/2006/relationships" xmlns:m="http://schemas.openxmlformats.org/officeDocument/2006/math" xmlns:v="urn:schemas-microsoft-com:vml" xmlns:wp14="http://schemas.microsoft.com/office/word/2010/wordprocessingDrawing" xmlns:wp="http://schemas.openxmlformats.org/drawingml/2006/wordprocessingDrawing" xmlns:w10="urn:schemas-microsoft-com:office:word" xmlns:w="http://schemas.openxmlformats.org/wordprocessingml/2006/main" xmlns:w14="http://schemas.microsoft.com/office/word/2010/wordml" xmlns:w15="http://schemas.microsoft.com/office/word/2012/wordml" xmlns:w16cex="http://schemas.microsoft.com/office/word/2018/wordml/cex" xmlns:w16cid="http://schemas.microsoft.com/office/word/2016/wordml/cid" xmlns:w16="http://schemas.microsoft.com/office/word/2018/wordml" xmlns:w16du="http://schemas.microsoft.com/office/word/2023/wordml/word16du" xmlns:w16sdtdh="http://schemas.microsoft.com/office/word/2020/wordml/sdtdatahash" xmlns:w16se="http://schemas.microsoft.com/office/word/2015/wordml/symex" xmlns:wpg="http://schemas.microsoft.com/office/word/2010/wordprocessingGroup" xmlns:wpi="http://schemas.microsoft.com/office/word/2010/wordprocessingInk" xmlns:wne="http://schemas.microsoft.com/office/word/2006/wordml" xmlns:wps="http://schemas.microsoft.com/office/word/2010/wordprocessingShape" mc:Ignorable="w14 w15 w16se w16cid w16 w16cex w16sdtdh w16du wp14">
   <w:body>
     <w:p>
       <w:pPr>
@@ -30,7 +30,7 @@
           <w:sz w:val="24"/>
           <w:szCs w:val="28"/>
         </w:rPr>
-        <w:t xml:space="preserve">2025년 </w:t>
+        <w:t>202</w:t>
       </w:r>
       <w:r>
         <w:rPr>
@@ -40,7 +40,37 @@
           <w:sz w:val="24"/>
           <w:szCs w:val="28"/>
         </w:rPr>
-        <w:t>종합설계기획</w:t>
+        <w:t>6</w:t>
+      </w:r>
+      <w:r>
+        <w:rPr>
+          <w:rFonts w:asciiTheme="majorEastAsia" w:eastAsiaTheme="majorEastAsia" w:hAnsiTheme="majorEastAsia" w:hint="eastAsia"/>
+          <w:b/>
+          <w:bCs/>
+          <w:sz w:val="24"/>
+          <w:szCs w:val="28"/>
+        </w:rPr>
+        <w:t xml:space="preserve">년 </w:t>
+      </w:r>
+      <w:r>
+        <w:rPr>
+          <w:rFonts w:asciiTheme="majorEastAsia" w:eastAsiaTheme="majorEastAsia" w:hAnsiTheme="majorEastAsia" w:hint="eastAsia"/>
+          <w:b/>
+          <w:bCs/>
+          <w:sz w:val="24"/>
+          <w:szCs w:val="28"/>
+        </w:rPr>
+        <w:t>종합설계</w:t>
+      </w:r>
+      <w:r>
+        <w:rPr>
+          <w:rFonts w:asciiTheme="majorEastAsia" w:eastAsiaTheme="majorEastAsia" w:hAnsiTheme="majorEastAsia" w:hint="eastAsia"/>
+          <w:b/>
+          <w:bCs/>
+          <w:sz w:val="24"/>
+          <w:szCs w:val="28"/>
+        </w:rPr>
+        <w:t>1</w:t>
       </w:r>
       <w:r>
         <w:rPr>
@@ -329,21 +359,7 @@
               <w:rPr>
                 <w:rFonts w:hint="eastAsia"/>
               </w:rPr>
-              <w:t xml:space="preserve">2022182035 </w:t>
-            </w:r>
-            <w:proofErr w:type="spellStart"/>
-            <w:r>
-              <w:rPr>
-                <w:rFonts w:hint="eastAsia"/>
-              </w:rPr>
-              <w:t>임채은</w:t>
-            </w:r>
-            <w:proofErr w:type="spellEnd"/>
-            <w:r>
-              <w:rPr>
-                <w:rFonts w:hint="eastAsia"/>
-              </w:rPr>
-              <w:t>(클라/서버)</w:t>
+              <w:t>2022182035 임채은(클라/서버)</w:t>
             </w:r>
           </w:p>
         </w:tc>
@@ -598,7 +614,6 @@
                 <w:bCs/>
               </w:rPr>
             </w:pPr>
-            <w:proofErr w:type="spellStart"/>
             <w:r>
               <w:rPr>
                 <w:rFonts w:hint="eastAsia"/>
@@ -607,7 +622,6 @@
               </w:rPr>
               <w:t>임채은</w:t>
             </w:r>
-            <w:proofErr w:type="spellEnd"/>
           </w:p>
         </w:tc>
         <w:tc>
@@ -709,11 +723,6 @@
             <w:tcW w:w="9214" w:type="dxa"/>
           </w:tcPr>
           <w:p>
-            <w:pPr>
-              <w:rPr>
-                <w:rFonts w:hint="eastAsia"/>
-              </w:rPr>
-            </w:pPr>
             <w:r>
               <w:rPr>
                 <w:rFonts w:hint="eastAsia"/>
@@ -850,7 +859,6 @@
                 <w:bCs/>
               </w:rPr>
             </w:pPr>
-            <w:proofErr w:type="spellStart"/>
             <w:r>
               <w:rPr>
                 <w:rFonts w:hint="eastAsia"/>
@@ -859,7 +867,6 @@
               </w:rPr>
               <w:t>임채은</w:t>
             </w:r>
-            <w:proofErr w:type="spellEnd"/>
           </w:p>
         </w:tc>
         <w:tc>
@@ -975,7 +982,7 @@
 </file>
 
 <file path=word/endnotes.xml><?xml version="1.0" encoding="utf-8"?>
-<w:endnotes xmlns:wpc="http://schemas.microsoft.com/office/word/2010/wordprocessingCanvas" xmlns:cx="http://schemas.microsoft.com/office/drawing/2014/chartex" xmlns:cx1="http://schemas.microsoft.com/office/drawing/2015/9/8/chartex" xmlns:cx2="http://schemas.microsoft.com/office/drawing/2015/10/21/chartex" xmlns:cx3="http://schemas.microsoft.com/office/drawing/2016/5/9/chartex" xmlns:cx4="http://schemas.microsoft.com/office/drawing/2016/5/10/chartex" xmlns:cx5="http://schemas.microsoft.com/office/drawing/2016/5/11/chartex" xmlns:cx6="http://schemas.microsoft.com/office/drawing/2016/5/12/chartex" xmlns:cx7="http://schemas.microsoft.com/office/drawing/2016/5/13/chartex" xmlns:cx8="http://schemas.microsoft.com/office/drawing/2016/5/14/chartex" xmlns:mc="http://schemas.openxmlformats.org/markup-compatibility/2006" xmlns:aink="http://schemas.microsoft.com/office/drawing/2016/ink" xmlns:am3d="http://schemas.microsoft.com/office/drawing/2017/model3d" xmlns:o="urn:schemas-microsoft-com:office:office" xmlns:oel="http://schemas.microsoft.com/office/2019/extlst" xmlns:r="http://schemas.openxmlformats.org/officeDocument/2006/relationships" xmlns:m="http://schemas.openxmlformats.org/officeDocument/2006/math" xmlns:v="urn:schemas-microsoft-com:vml" xmlns:wp14="http://schemas.microsoft.com/office/word/2010/wordprocessingDrawing" xmlns:wp="http://schemas.openxmlformats.org/drawingml/2006/wordprocessingDrawing" xmlns:w10="urn:schemas-microsoft-com:office:word" xmlns:w="http://schemas.openxmlformats.org/wordprocessingml/2006/main" xmlns:w14="http://schemas.microsoft.com/office/word/2010/wordml" xmlns:w15="http://schemas.microsoft.com/office/word/2012/wordml" xmlns:w16cex="http://schemas.microsoft.com/office/word/2018/wordml/cex" xmlns:w16cid="http://schemas.microsoft.com/office/word/2016/wordml/cid" xmlns:w16="http://schemas.microsoft.com/office/word/2018/wordml" xmlns:w16du="http://schemas.microsoft.com/office/word/2023/wordml/word16du" xmlns:w16sdtdh="http://schemas.microsoft.com/office/word/2020/wordml/sdtdatahash" xmlns:w16sdtfl="http://schemas.microsoft.com/office/word/2024/wordml/sdtformatlock" xmlns:w16se="http://schemas.microsoft.com/office/word/2015/wordml/symex" xmlns:wpg="http://schemas.microsoft.com/office/word/2010/wordprocessingGroup" xmlns:wpi="http://schemas.microsoft.com/office/word/2010/wordprocessingInk" xmlns:wne="http://schemas.microsoft.com/office/word/2006/wordml" xmlns:wps="http://schemas.microsoft.com/office/word/2010/wordprocessingShape" mc:Ignorable="w14 w15 w16se w16cid w16 w16cex w16sdtdh w16sdtfl w16du wp14">
+<w:endnotes xmlns:wpc="http://schemas.microsoft.com/office/word/2010/wordprocessingCanvas" xmlns:cx="http://schemas.microsoft.com/office/drawing/2014/chartex" xmlns:cx1="http://schemas.microsoft.com/office/drawing/2015/9/8/chartex" xmlns:cx2="http://schemas.microsoft.com/office/drawing/2015/10/21/chartex" xmlns:cx3="http://schemas.microsoft.com/office/drawing/2016/5/9/chartex" xmlns:cx4="http://schemas.microsoft.com/office/drawing/2016/5/10/chartex" xmlns:cx5="http://schemas.microsoft.com/office/drawing/2016/5/11/chartex" xmlns:cx6="http://schemas.microsoft.com/office/drawing/2016/5/12/chartex" xmlns:cx7="http://schemas.microsoft.com/office/drawing/2016/5/13/chartex" xmlns:cx8="http://schemas.microsoft.com/office/drawing/2016/5/14/chartex" xmlns:mc="http://schemas.openxmlformats.org/markup-compatibility/2006" xmlns:aink="http://schemas.microsoft.com/office/drawing/2016/ink" xmlns:am3d="http://schemas.microsoft.com/office/drawing/2017/model3d" xmlns:o="urn:schemas-microsoft-com:office:office" xmlns:oel="http://schemas.microsoft.com/office/2019/extlst" xmlns:r="http://schemas.openxmlformats.org/officeDocument/2006/relationships" xmlns:m="http://schemas.openxmlformats.org/officeDocument/2006/math" xmlns:v="urn:schemas-microsoft-com:vml" xmlns:wp14="http://schemas.microsoft.com/office/word/2010/wordprocessingDrawing" xmlns:wp="http://schemas.openxmlformats.org/drawingml/2006/wordprocessingDrawing" xmlns:w10="urn:schemas-microsoft-com:office:word" xmlns:w="http://schemas.openxmlformats.org/wordprocessingml/2006/main" xmlns:w14="http://schemas.microsoft.com/office/word/2010/wordml" xmlns:w15="http://schemas.microsoft.com/office/word/2012/wordml" xmlns:w16cex="http://schemas.microsoft.com/office/word/2018/wordml/cex" xmlns:w16cid="http://schemas.microsoft.com/office/word/2016/wordml/cid" xmlns:w16="http://schemas.microsoft.com/office/word/2018/wordml" xmlns:w16du="http://schemas.microsoft.com/office/word/2023/wordml/word16du" xmlns:w16sdtdh="http://schemas.microsoft.com/office/word/2020/wordml/sdtdatahash" xmlns:w16se="http://schemas.microsoft.com/office/word/2015/wordml/symex" xmlns:wpg="http://schemas.microsoft.com/office/word/2010/wordprocessingGroup" xmlns:wpi="http://schemas.microsoft.com/office/word/2010/wordprocessingInk" xmlns:wne="http://schemas.microsoft.com/office/word/2006/wordml" xmlns:wps="http://schemas.microsoft.com/office/word/2010/wordprocessingShape" mc:Ignorable="w14 w15 w16se w16cid w16 w16cex w16sdtdh w16du wp14">
   <w:endnote w:type="separator" w:id="-1">
     <w:p>
       <w:pPr>
@@ -1000,7 +1007,7 @@
 </file>
 
 <file path=word/footnotes.xml><?xml version="1.0" encoding="utf-8"?>
-<w:footnotes xmlns:wpc="http://schemas.microsoft.com/office/word/2010/wordprocessingCanvas" xmlns:cx="http://schemas.microsoft.com/office/drawing/2014/chartex" xmlns:cx1="http://schemas.microsoft.com/office/drawing/2015/9/8/chartex" xmlns:cx2="http://schemas.microsoft.com/office/drawing/2015/10/21/chartex" xmlns:cx3="http://schemas.microsoft.com/office/drawing/2016/5/9/chartex" xmlns:cx4="http://schemas.microsoft.com/office/drawing/2016/5/10/chartex" xmlns:cx5="http://schemas.microsoft.com/office/drawing/2016/5/11/chartex" xmlns:cx6="http://schemas.microsoft.com/office/drawing/2016/5/12/chartex" xmlns:cx7="http://schemas.microsoft.com/office/drawing/2016/5/13/chartex" xmlns:cx8="http://schemas.microsoft.com/office/drawing/2016/5/14/chartex" xmlns:mc="http://schemas.openxmlformats.org/markup-compatibility/2006" xmlns:aink="http://schemas.microsoft.com/office/drawing/2016/ink" xmlns:am3d="http://schemas.microsoft.com/office/drawing/2017/model3d" xmlns:o="urn:schemas-microsoft-com:office:office" xmlns:oel="http://schemas.microsoft.com/office/2019/extlst" xmlns:r="http://schemas.openxmlformats.org/officeDocument/2006/relationships" xmlns:m="http://schemas.openxmlformats.org/officeDocument/2006/math" xmlns:v="urn:schemas-microsoft-com:vml" xmlns:wp14="http://schemas.microsoft.com/office/word/2010/wordprocessingDrawing" xmlns:wp="http://schemas.openxmlformats.org/drawingml/2006/wordprocessingDrawing" xmlns:w10="urn:schemas-microsoft-com:office:word" xmlns:w="http://schemas.openxmlformats.org/wordprocessingml/2006/main" xmlns:w14="http://schemas.microsoft.com/office/word/2010/wordml" xmlns:w15="http://schemas.microsoft.com/office/word/2012/wordml" xmlns:w16cex="http://schemas.microsoft.com/office/word/2018/wordml/cex" xmlns:w16cid="http://schemas.microsoft.com/office/word/2016/wordml/cid" xmlns:w16="http://schemas.microsoft.com/office/word/2018/wordml" xmlns:w16du="http://schemas.microsoft.com/office/word/2023/wordml/word16du" xmlns:w16sdtdh="http://schemas.microsoft.com/office/word/2020/wordml/sdtdatahash" xmlns:w16sdtfl="http://schemas.microsoft.com/office/word/2024/wordml/sdtformatlock" xmlns:w16se="http://schemas.microsoft.com/office/word/2015/wordml/symex" xmlns:wpg="http://schemas.microsoft.com/office/word/2010/wordprocessingGroup" xmlns:wpi="http://schemas.microsoft.com/office/word/2010/wordprocessingInk" xmlns:wne="http://schemas.microsoft.com/office/word/2006/wordml" xmlns:wps="http://schemas.microsoft.com/office/word/2010/wordprocessingShape" mc:Ignorable="w14 w15 w16se w16cid w16 w16cex w16sdtdh w16sdtfl w16du wp14">
+<w:footnotes xmlns:wpc="http://schemas.microsoft.com/office/word/2010/wordprocessingCanvas" xmlns:cx="http://schemas.microsoft.com/office/drawing/2014/chartex" xmlns:cx1="http://schemas.microsoft.com/office/drawing/2015/9/8/chartex" xmlns:cx2="http://schemas.microsoft.com/office/drawing/2015/10/21/chartex" xmlns:cx3="http://schemas.microsoft.com/office/drawing/2016/5/9/chartex" xmlns:cx4="http://schemas.microsoft.com/office/drawing/2016/5/10/chartex" xmlns:cx5="http://schemas.microsoft.com/office/drawing/2016/5/11/chartex" xmlns:cx6="http://schemas.microsoft.com/office/drawing/2016/5/12/chartex" xmlns:cx7="http://schemas.microsoft.com/office/drawing/2016/5/13/chartex" xmlns:cx8="http://schemas.microsoft.com/office/drawing/2016/5/14/chartex" xmlns:mc="http://schemas.openxmlformats.org/markup-compatibility/2006" xmlns:aink="http://schemas.microsoft.com/office/drawing/2016/ink" xmlns:am3d="http://schemas.microsoft.com/office/drawing/2017/model3d" xmlns:o="urn:schemas-microsoft-com:office:office" xmlns:oel="http://schemas.microsoft.com/office/2019/extlst" xmlns:r="http://schemas.openxmlformats.org/officeDocument/2006/relationships" xmlns:m="http://schemas.openxmlformats.org/officeDocument/2006/math" xmlns:v="urn:schemas-microsoft-com:vml" xmlns:wp14="http://schemas.microsoft.com/office/word/2010/wordprocessingDrawing" xmlns:wp="http://schemas.openxmlformats.org/drawingml/2006/wordprocessingDrawing" xmlns:w10="urn:schemas-microsoft-com:office:word" xmlns:w="http://schemas.openxmlformats.org/wordprocessingml/2006/main" xmlns:w14="http://schemas.microsoft.com/office/word/2010/wordml" xmlns:w15="http://schemas.microsoft.com/office/word/2012/wordml" xmlns:w16cex="http://schemas.microsoft.com/office/word/2018/wordml/cex" xmlns:w16cid="http://schemas.microsoft.com/office/word/2016/wordml/cid" xmlns:w16="http://schemas.microsoft.com/office/word/2018/wordml" xmlns:w16du="http://schemas.microsoft.com/office/word/2023/wordml/word16du" xmlns:w16sdtdh="http://schemas.microsoft.com/office/word/2020/wordml/sdtdatahash" xmlns:w16se="http://schemas.microsoft.com/office/word/2015/wordml/symex" xmlns:wpg="http://schemas.microsoft.com/office/word/2010/wordprocessingGroup" xmlns:wpi="http://schemas.microsoft.com/office/word/2010/wordprocessingInk" xmlns:wne="http://schemas.microsoft.com/office/word/2006/wordml" xmlns:wps="http://schemas.microsoft.com/office/word/2010/wordprocessingShape" mc:Ignorable="w14 w15 w16se w16cid w16 w16cex w16sdtdh w16du wp14">
   <w:footnote w:type="separator" w:id="-1">
     <w:p>
       <w:pPr>
@@ -1025,7 +1032,7 @@
 </file>
 
 <file path=word/numbering.xml><?xml version="1.0" encoding="utf-8"?>
-<w:numbering xmlns:wpc="http://schemas.microsoft.com/office/word/2010/wordprocessingCanvas" xmlns:cx="http://schemas.microsoft.com/office/drawing/2014/chartex" xmlns:cx1="http://schemas.microsoft.com/office/drawing/2015/9/8/chartex" xmlns:cx2="http://schemas.microsoft.com/office/drawing/2015/10/21/chartex" xmlns:cx3="http://schemas.microsoft.com/office/drawing/2016/5/9/chartex" xmlns:cx4="http://schemas.microsoft.com/office/drawing/2016/5/10/chartex" xmlns:cx5="http://schemas.microsoft.com/office/drawing/2016/5/11/chartex" xmlns:cx6="http://schemas.microsoft.com/office/drawing/2016/5/12/chartex" xmlns:cx7="http://schemas.microsoft.com/office/drawing/2016/5/13/chartex" xmlns:cx8="http://schemas.microsoft.com/office/drawing/2016/5/14/chartex" xmlns:mc="http://schemas.openxmlformats.org/markup-compatibility/2006" xmlns:aink="http://schemas.microsoft.com/office/drawing/2016/ink" xmlns:am3d="http://schemas.microsoft.com/office/drawing/2017/model3d" xmlns:o="urn:schemas-microsoft-com:office:office" xmlns:oel="http://schemas.microsoft.com/office/2019/extlst" xmlns:r="http://schemas.openxmlformats.org/officeDocument/2006/relationships" xmlns:m="http://schemas.openxmlformats.org/officeDocument/2006/math" xmlns:v="urn:schemas-microsoft-com:vml" xmlns:wp14="http://schemas.microsoft.com/office/word/2010/wordprocessingDrawing" xmlns:wp="http://schemas.openxmlformats.org/drawingml/2006/wordprocessingDrawing" xmlns:w10="urn:schemas-microsoft-com:office:word" xmlns:w="http://schemas.openxmlformats.org/wordprocessingml/2006/main" xmlns:w14="http://schemas.microsoft.com/office/word/2010/wordml" xmlns:w15="http://schemas.microsoft.com/office/word/2012/wordml" xmlns:w16cex="http://schemas.microsoft.com/office/word/2018/wordml/cex" xmlns:w16cid="http://schemas.microsoft.com/office/word/2016/wordml/cid" xmlns:w16="http://schemas.microsoft.com/office/word/2018/wordml" xmlns:w16du="http://schemas.microsoft.com/office/word/2023/wordml/word16du" xmlns:w16sdtdh="http://schemas.microsoft.com/office/word/2020/wordml/sdtdatahash" xmlns:w16sdtfl="http://schemas.microsoft.com/office/word/2024/wordml/sdtformatlock" xmlns:w16se="http://schemas.microsoft.com/office/word/2015/wordml/symex" xmlns:wpg="http://schemas.microsoft.com/office/word/2010/wordprocessingGroup" xmlns:wpi="http://schemas.microsoft.com/office/word/2010/wordprocessingInk" xmlns:wne="http://schemas.microsoft.com/office/word/2006/wordml" xmlns:wps="http://schemas.microsoft.com/office/word/2010/wordprocessingShape" mc:Ignorable="w14 w15 w16se w16cid w16 w16cex w16sdtdh w16sdtfl w16du wp14">
+<w:numbering xmlns:wpc="http://schemas.microsoft.com/office/word/2010/wordprocessingCanvas" xmlns:cx="http://schemas.microsoft.com/office/drawing/2014/chartex" xmlns:cx1="http://schemas.microsoft.com/office/drawing/2015/9/8/chartex" xmlns:cx2="http://schemas.microsoft.com/office/drawing/2015/10/21/chartex" xmlns:cx3="http://schemas.microsoft.com/office/drawing/2016/5/9/chartex" xmlns:cx4="http://schemas.microsoft.com/office/drawing/2016/5/10/chartex" xmlns:cx5="http://schemas.microsoft.com/office/drawing/2016/5/11/chartex" xmlns:cx6="http://schemas.microsoft.com/office/drawing/2016/5/12/chartex" xmlns:cx7="http://schemas.microsoft.com/office/drawing/2016/5/13/chartex" xmlns:cx8="http://schemas.microsoft.com/office/drawing/2016/5/14/chartex" xmlns:mc="http://schemas.openxmlformats.org/markup-compatibility/2006" xmlns:aink="http://schemas.microsoft.com/office/drawing/2016/ink" xmlns:am3d="http://schemas.microsoft.com/office/drawing/2017/model3d" xmlns:o="urn:schemas-microsoft-com:office:office" xmlns:oel="http://schemas.microsoft.com/office/2019/extlst" xmlns:r="http://schemas.openxmlformats.org/officeDocument/2006/relationships" xmlns:m="http://schemas.openxmlformats.org/officeDocument/2006/math" xmlns:v="urn:schemas-microsoft-com:vml" xmlns:wp14="http://schemas.microsoft.com/office/word/2010/wordprocessingDrawing" xmlns:wp="http://schemas.openxmlformats.org/drawingml/2006/wordprocessingDrawing" xmlns:w10="urn:schemas-microsoft-com:office:word" xmlns:w="http://schemas.openxmlformats.org/wordprocessingml/2006/main" xmlns:w14="http://schemas.microsoft.com/office/word/2010/wordml" xmlns:w15="http://schemas.microsoft.com/office/word/2012/wordml" xmlns:w16cex="http://schemas.microsoft.com/office/word/2018/wordml/cex" xmlns:w16cid="http://schemas.microsoft.com/office/word/2016/wordml/cid" xmlns:w16="http://schemas.microsoft.com/office/word/2018/wordml" xmlns:w16du="http://schemas.microsoft.com/office/word/2023/wordml/word16du" xmlns:w16sdtdh="http://schemas.microsoft.com/office/word/2020/wordml/sdtdatahash" xmlns:w16se="http://schemas.microsoft.com/office/word/2015/wordml/symex" xmlns:wpg="http://schemas.microsoft.com/office/word/2010/wordprocessingGroup" xmlns:wpi="http://schemas.microsoft.com/office/word/2010/wordprocessingInk" xmlns:wne="http://schemas.microsoft.com/office/word/2006/wordml" xmlns:wps="http://schemas.microsoft.com/office/word/2010/wordprocessingShape" mc:Ignorable="w14 w15 w16se w16cid w16 w16cex w16sdtdh w16du wp14">
   <w:abstractNum w:abstractNumId="0" w15:restartNumberingAfterBreak="0">
     <w:nsid w:val="1A3D51DD"/>
     <w:multiLevelType w:val="hybridMultilevel"/>
@@ -1262,7 +1269,7 @@
 </file>
 
 <file path=word/styles.xml><?xml version="1.0" encoding="utf-8"?>
-<w:styles xmlns:mc="http://schemas.openxmlformats.org/markup-compatibility/2006" xmlns:r="http://schemas.openxmlformats.org/officeDocument/2006/relationships" xmlns:w="http://schemas.openxmlformats.org/wordprocessingml/2006/main" xmlns:w14="http://schemas.microsoft.com/office/word/2010/wordml" xmlns:w15="http://schemas.microsoft.com/office/word/2012/wordml" xmlns:w16cex="http://schemas.microsoft.com/office/word/2018/wordml/cex" xmlns:w16cid="http://schemas.microsoft.com/office/word/2016/wordml/cid" xmlns:w16="http://schemas.microsoft.com/office/word/2018/wordml" xmlns:w16du="http://schemas.microsoft.com/office/word/2023/wordml/word16du" xmlns:w16sdtdh="http://schemas.microsoft.com/office/word/2020/wordml/sdtdatahash" xmlns:w16sdtfl="http://schemas.microsoft.com/office/word/2024/wordml/sdtformatlock" xmlns:w16se="http://schemas.microsoft.com/office/word/2015/wordml/symex" mc:Ignorable="w14 w15 w16se w16cid w16 w16cex w16sdtdh w16sdtfl w16du">
+<w:styles xmlns:mc="http://schemas.openxmlformats.org/markup-compatibility/2006" xmlns:r="http://schemas.openxmlformats.org/officeDocument/2006/relationships" xmlns:w="http://schemas.openxmlformats.org/wordprocessingml/2006/main" xmlns:w14="http://schemas.microsoft.com/office/word/2010/wordml" xmlns:w15="http://schemas.microsoft.com/office/word/2012/wordml" xmlns:w16cex="http://schemas.microsoft.com/office/word/2018/wordml/cex" xmlns:w16cid="http://schemas.microsoft.com/office/word/2016/wordml/cid" xmlns:w16="http://schemas.microsoft.com/office/word/2018/wordml" xmlns:w16du="http://schemas.microsoft.com/office/word/2023/wordml/word16du" xmlns:w16sdtdh="http://schemas.microsoft.com/office/word/2020/wordml/sdtdatahash" xmlns:w16se="http://schemas.microsoft.com/office/word/2015/wordml/symex" mc:Ignorable="w14 w15 w16se w16cid w16 w16cex w16sdtdh w16du">
   <w:docDefaults>
     <w:rPrDefault>
       <w:rPr>
